--- a/RDA/Labs/lab1/Отчёт.docx
+++ b/RDA/Labs/lab1/Отчёт.docx
@@ -723,25 +723,7 @@
           <w:sz w:val="28"/>
           <w:szCs w:val="28"/>
         </w:rPr>
-        <w:t>- Тим-</w:t>
-      </w:r>
-      <w:proofErr w:type="spellStart"/>
-      <w:r>
-        <w:rPr>
-          <w:rFonts w:ascii="Times New Roman" w:hAnsi="Times New Roman" w:cs="Times New Roman"/>
-          <w:sz w:val="28"/>
-          <w:szCs w:val="28"/>
-        </w:rPr>
-        <w:t>лиды</w:t>
-      </w:r>
-      <w:proofErr w:type="spellEnd"/>
-      <w:r>
-        <w:rPr>
-          <w:rFonts w:ascii="Times New Roman" w:hAnsi="Times New Roman" w:cs="Times New Roman"/>
-          <w:sz w:val="28"/>
-          <w:szCs w:val="28"/>
-        </w:rPr>
-        <w:t>(руководители команд разработки)</w:t>
+        <w:t>- Тим-лиды(руководители команд разработки)</w:t>
       </w:r>
     </w:p>
     <w:p>
@@ -785,43 +767,7 @@
           <w:sz w:val="28"/>
           <w:szCs w:val="28"/>
         </w:rPr>
-        <w:t>- Менеджеры(</w:t>
-      </w:r>
-      <w:proofErr w:type="spellStart"/>
-      <w:r>
-        <w:rPr>
-          <w:rFonts w:ascii="Times New Roman" w:hAnsi="Times New Roman" w:cs="Times New Roman"/>
-          <w:sz w:val="28"/>
-          <w:szCs w:val="28"/>
-        </w:rPr>
-        <w:t>продакт</w:t>
-      </w:r>
-      <w:proofErr w:type="spellEnd"/>
-      <w:r>
-        <w:rPr>
-          <w:rFonts w:ascii="Times New Roman" w:hAnsi="Times New Roman" w:cs="Times New Roman"/>
-          <w:sz w:val="28"/>
-          <w:szCs w:val="28"/>
-        </w:rPr>
-        <w:t xml:space="preserve">-менеджеры, </w:t>
-      </w:r>
-      <w:proofErr w:type="spellStart"/>
-      <w:r>
-        <w:rPr>
-          <w:rFonts w:ascii="Times New Roman" w:hAnsi="Times New Roman" w:cs="Times New Roman"/>
-          <w:sz w:val="28"/>
-          <w:szCs w:val="28"/>
-        </w:rPr>
-        <w:t>проджект</w:t>
-      </w:r>
-      <w:proofErr w:type="spellEnd"/>
-      <w:r>
-        <w:rPr>
-          <w:rFonts w:ascii="Times New Roman" w:hAnsi="Times New Roman" w:cs="Times New Roman"/>
-          <w:sz w:val="28"/>
-          <w:szCs w:val="28"/>
-        </w:rPr>
-        <w:t>-менеджеры)</w:t>
+        <w:t>- Менеджеры(продакт-менеджеры, проджект-менеджеры)</w:t>
       </w:r>
     </w:p>
     <w:p>
@@ -1081,17 +1027,7 @@
           <w:szCs w:val="28"/>
           <w:lang w:eastAsia="ru-RU"/>
         </w:rPr>
-        <w:t>Тим-</w:t>
-      </w:r>
-      <w:proofErr w:type="spellStart"/>
-      <w:r>
-        <w:rPr>
-          <w:rFonts w:ascii="Times New Roman" w:eastAsia="Times New Roman" w:hAnsi="Times New Roman" w:cs="Times New Roman"/>
-          <w:sz w:val="28"/>
-          <w:szCs w:val="28"/>
-          <w:lang w:eastAsia="ru-RU"/>
-        </w:rPr>
-        <w:t>лид</w:t>
+        <w:t>Тим-лид</w:t>
       </w:r>
       <w:r>
         <w:rPr>
@@ -1102,7 +1038,6 @@
         </w:rPr>
         <w:t>ы</w:t>
       </w:r>
-      <w:proofErr w:type="spellEnd"/>
       <w:r>
         <w:rPr>
           <w:rFonts w:ascii="Times New Roman" w:eastAsia="Times New Roman" w:hAnsi="Times New Roman" w:cs="Times New Roman"/>
@@ -1131,27 +1066,7 @@
           <w:szCs w:val="28"/>
           <w:lang w:eastAsia="ru-RU"/>
         </w:rPr>
-        <w:t xml:space="preserve">- Как </w:t>
-      </w:r>
-      <w:proofErr w:type="spellStart"/>
-      <w:r>
-        <w:rPr>
-          <w:rFonts w:ascii="Times New Roman" w:eastAsia="Times New Roman" w:hAnsi="Times New Roman" w:cs="Times New Roman"/>
-          <w:sz w:val="28"/>
-          <w:szCs w:val="28"/>
-          <w:lang w:eastAsia="ru-RU"/>
-        </w:rPr>
-        <w:t>тим-лид</w:t>
-      </w:r>
-      <w:proofErr w:type="spellEnd"/>
-      <w:r>
-        <w:rPr>
-          <w:rFonts w:ascii="Times New Roman" w:eastAsia="Times New Roman" w:hAnsi="Times New Roman" w:cs="Times New Roman"/>
-          <w:sz w:val="28"/>
-          <w:szCs w:val="28"/>
-          <w:lang w:eastAsia="ru-RU"/>
-        </w:rPr>
-        <w:t>, я хочу видеть общий статус проекта, чтобы контролировать ход работ</w:t>
+        <w:t>- Как тим-лид, я хочу видеть общий статус проекта, чтобы контролировать ход работ</w:t>
       </w:r>
     </w:p>
     <w:p>
@@ -1172,27 +1087,7 @@
           <w:szCs w:val="28"/>
           <w:lang w:eastAsia="ru-RU"/>
         </w:rPr>
-        <w:t xml:space="preserve">- Как </w:t>
-      </w:r>
-      <w:proofErr w:type="spellStart"/>
-      <w:r>
-        <w:rPr>
-          <w:rFonts w:ascii="Times New Roman" w:eastAsia="Times New Roman" w:hAnsi="Times New Roman" w:cs="Times New Roman"/>
-          <w:sz w:val="28"/>
-          <w:szCs w:val="28"/>
-          <w:lang w:eastAsia="ru-RU"/>
-        </w:rPr>
-        <w:t>тим-лид</w:t>
-      </w:r>
-      <w:proofErr w:type="spellEnd"/>
-      <w:r>
-        <w:rPr>
-          <w:rFonts w:ascii="Times New Roman" w:eastAsia="Times New Roman" w:hAnsi="Times New Roman" w:cs="Times New Roman"/>
-          <w:sz w:val="28"/>
-          <w:szCs w:val="28"/>
-          <w:lang w:eastAsia="ru-RU"/>
-        </w:rPr>
-        <w:t>, я хочу распределять задачи между разработчиками, чтобы оптимизировать нагрузку команды</w:t>
+        <w:t>- Как тим-лид, я хочу распределять задачи между разработчиками, чтобы оптимизировать нагрузку команды</w:t>
       </w:r>
     </w:p>
     <w:p>
@@ -1213,27 +1108,7 @@
           <w:szCs w:val="28"/>
           <w:lang w:eastAsia="ru-RU"/>
         </w:rPr>
-        <w:t xml:space="preserve">- Как </w:t>
-      </w:r>
-      <w:proofErr w:type="spellStart"/>
-      <w:r>
-        <w:rPr>
-          <w:rFonts w:ascii="Times New Roman" w:eastAsia="Times New Roman" w:hAnsi="Times New Roman" w:cs="Times New Roman"/>
-          <w:sz w:val="28"/>
-          <w:szCs w:val="28"/>
-          <w:lang w:eastAsia="ru-RU"/>
-        </w:rPr>
-        <w:t>тим-лид</w:t>
-      </w:r>
-      <w:proofErr w:type="spellEnd"/>
-      <w:r>
-        <w:rPr>
-          <w:rFonts w:ascii="Times New Roman" w:eastAsia="Times New Roman" w:hAnsi="Times New Roman" w:cs="Times New Roman"/>
-          <w:sz w:val="28"/>
-          <w:szCs w:val="28"/>
-          <w:lang w:eastAsia="ru-RU"/>
-        </w:rPr>
-        <w:t>, я хочу отслеживать загрузку каждого разработчика, чтобы предотвратить перегрузку</w:t>
+        <w:t>- Как тим-лид, я хочу отслеживать загрузку каждого разработчика, чтобы предотвратить перегрузку</w:t>
       </w:r>
     </w:p>
     <w:p>
@@ -1254,27 +1129,7 @@
           <w:szCs w:val="28"/>
           <w:lang w:eastAsia="ru-RU"/>
         </w:rPr>
-        <w:t xml:space="preserve">- Как </w:t>
-      </w:r>
-      <w:proofErr w:type="spellStart"/>
-      <w:r>
-        <w:rPr>
-          <w:rFonts w:ascii="Times New Roman" w:eastAsia="Times New Roman" w:hAnsi="Times New Roman" w:cs="Times New Roman"/>
-          <w:sz w:val="28"/>
-          <w:szCs w:val="28"/>
-          <w:lang w:eastAsia="ru-RU"/>
-        </w:rPr>
-        <w:t>тим-лид</w:t>
-      </w:r>
-      <w:proofErr w:type="spellEnd"/>
-      <w:r>
-        <w:rPr>
-          <w:rFonts w:ascii="Times New Roman" w:eastAsia="Times New Roman" w:hAnsi="Times New Roman" w:cs="Times New Roman"/>
-          <w:sz w:val="28"/>
-          <w:szCs w:val="28"/>
-          <w:lang w:eastAsia="ru-RU"/>
-        </w:rPr>
-        <w:t>, я хочу получать автоматические отчеты о продвижении команды, чтобы информировать руководство</w:t>
+        <w:t>- Как тим-лид, я хочу получать автоматические отчеты о продвижении команды, чтобы информировать руководство</w:t>
       </w:r>
     </w:p>
     <w:p>
@@ -1426,27 +1281,7 @@
           <w:szCs w:val="28"/>
           <w:lang w:eastAsia="ru-RU"/>
         </w:rPr>
-        <w:t xml:space="preserve">- Как </w:t>
-      </w:r>
-      <w:proofErr w:type="spellStart"/>
-      <w:r>
-        <w:rPr>
-          <w:rFonts w:ascii="Times New Roman" w:eastAsia="Times New Roman" w:hAnsi="Times New Roman" w:cs="Times New Roman"/>
-          <w:sz w:val="28"/>
-          <w:szCs w:val="28"/>
-          <w:lang w:eastAsia="ru-RU"/>
-        </w:rPr>
-        <w:t>продакт</w:t>
-      </w:r>
-      <w:proofErr w:type="spellEnd"/>
-      <w:r>
-        <w:rPr>
-          <w:rFonts w:ascii="Times New Roman" w:eastAsia="Times New Roman" w:hAnsi="Times New Roman" w:cs="Times New Roman"/>
-          <w:sz w:val="28"/>
-          <w:szCs w:val="28"/>
-          <w:lang w:eastAsia="ru-RU"/>
-        </w:rPr>
-        <w:t>-менеджер, я хочу создавать и управлять требованиями к проекту, чтобы четко формулировать цели</w:t>
+        <w:t>- Как продакт-менеджер, я хочу создавать и управлять требованиями к проекту, чтобы четко формулировать цели</w:t>
       </w:r>
     </w:p>
     <w:p>
@@ -1476,27 +1311,7 @@
           <w:szCs w:val="28"/>
           <w:lang w:eastAsia="ru-RU"/>
         </w:rPr>
-        <w:t xml:space="preserve"> Как </w:t>
-      </w:r>
-      <w:proofErr w:type="spellStart"/>
-      <w:r>
-        <w:rPr>
-          <w:rFonts w:ascii="Times New Roman" w:eastAsia="Times New Roman" w:hAnsi="Times New Roman" w:cs="Times New Roman"/>
-          <w:sz w:val="28"/>
-          <w:szCs w:val="28"/>
-          <w:lang w:eastAsia="ru-RU"/>
-        </w:rPr>
-        <w:t>продакт</w:t>
-      </w:r>
-      <w:proofErr w:type="spellEnd"/>
-      <w:r>
-        <w:rPr>
-          <w:rFonts w:ascii="Times New Roman" w:eastAsia="Times New Roman" w:hAnsi="Times New Roman" w:cs="Times New Roman"/>
-          <w:sz w:val="28"/>
-          <w:szCs w:val="28"/>
-          <w:lang w:eastAsia="ru-RU"/>
-        </w:rPr>
-        <w:t xml:space="preserve">-менеджер, я хочу расставлять приоритеты задач, чтобы максимизировать </w:t>
+        <w:t xml:space="preserve"> Как продакт-менеджер, я хочу расставлять приоритеты задач, чтобы максимизировать </w:t>
       </w:r>
       <w:r>
         <w:rPr>
@@ -1526,27 +1341,7 @@
           <w:szCs w:val="28"/>
           <w:lang w:eastAsia="ru-RU"/>
         </w:rPr>
-        <w:t xml:space="preserve">- Как </w:t>
-      </w:r>
-      <w:proofErr w:type="spellStart"/>
-      <w:r>
-        <w:rPr>
-          <w:rFonts w:ascii="Times New Roman" w:eastAsia="Times New Roman" w:hAnsi="Times New Roman" w:cs="Times New Roman"/>
-          <w:sz w:val="28"/>
-          <w:szCs w:val="28"/>
-          <w:lang w:eastAsia="ru-RU"/>
-        </w:rPr>
-        <w:t>продакт</w:t>
-      </w:r>
-      <w:proofErr w:type="spellEnd"/>
-      <w:r>
-        <w:rPr>
-          <w:rFonts w:ascii="Times New Roman" w:eastAsia="Times New Roman" w:hAnsi="Times New Roman" w:cs="Times New Roman"/>
-          <w:sz w:val="28"/>
-          <w:szCs w:val="28"/>
-          <w:lang w:eastAsia="ru-RU"/>
-        </w:rPr>
-        <w:t>-менеджер, я хочу отслеживать соответствие реализации поставленным целям, чтобы обеспечить качество продукта</w:t>
+        <w:t>- Как продакт-менеджер, я хочу отслеживать соответствие реализации поставленным целям, чтобы обеспечить качество продукта</w:t>
       </w:r>
     </w:p>
     <w:p>
@@ -1567,27 +1362,7 @@
           <w:szCs w:val="28"/>
           <w:lang w:eastAsia="ru-RU"/>
         </w:rPr>
-        <w:t xml:space="preserve">- Как </w:t>
-      </w:r>
-      <w:proofErr w:type="spellStart"/>
-      <w:r>
-        <w:rPr>
-          <w:rFonts w:ascii="Times New Roman" w:eastAsia="Times New Roman" w:hAnsi="Times New Roman" w:cs="Times New Roman"/>
-          <w:sz w:val="28"/>
-          <w:szCs w:val="28"/>
-          <w:lang w:eastAsia="ru-RU"/>
-        </w:rPr>
-        <w:t>проджект</w:t>
-      </w:r>
-      <w:proofErr w:type="spellEnd"/>
-      <w:r>
-        <w:rPr>
-          <w:rFonts w:ascii="Times New Roman" w:eastAsia="Times New Roman" w:hAnsi="Times New Roman" w:cs="Times New Roman"/>
-          <w:sz w:val="28"/>
-          <w:szCs w:val="28"/>
-          <w:lang w:eastAsia="ru-RU"/>
-        </w:rPr>
-        <w:t>-менеджер, я хочу планировать этапы проекта и сроки их выполнения, чтобы обеспечить своевременную реализацию</w:t>
+        <w:t>- Как проджект-менеджер, я хочу планировать этапы проекта и сроки их выполнения, чтобы обеспечить своевременную реализацию</w:t>
       </w:r>
     </w:p>
     <w:p>
@@ -1621,27 +1396,7 @@
           <w:lang w:eastAsia="ru-RU"/>
         </w:rPr>
         <w:lastRenderedPageBreak/>
-        <w:t xml:space="preserve">- Как </w:t>
-      </w:r>
-      <w:proofErr w:type="spellStart"/>
-      <w:r>
-        <w:rPr>
-          <w:rFonts w:ascii="Times New Roman" w:eastAsia="Times New Roman" w:hAnsi="Times New Roman" w:cs="Times New Roman"/>
-          <w:sz w:val="28"/>
-          <w:szCs w:val="28"/>
-          <w:lang w:eastAsia="ru-RU"/>
-        </w:rPr>
-        <w:t>проджект</w:t>
-      </w:r>
-      <w:proofErr w:type="spellEnd"/>
-      <w:r>
-        <w:rPr>
-          <w:rFonts w:ascii="Times New Roman" w:eastAsia="Times New Roman" w:hAnsi="Times New Roman" w:cs="Times New Roman"/>
-          <w:sz w:val="28"/>
-          <w:szCs w:val="28"/>
-          <w:lang w:eastAsia="ru-RU"/>
-        </w:rPr>
-        <w:t>-менеджер, я хочу координировать работу между различными командами, чтобы избежать конфликтов</w:t>
+        <w:t>- Как проджект-менеджер, я хочу координировать работу между различными командами, чтобы избежать конфликтов</w:t>
       </w:r>
     </w:p>
     <w:p>
@@ -1674,27 +1429,7 @@
           <w:szCs w:val="28"/>
           <w:lang w:eastAsia="ru-RU"/>
         </w:rPr>
-        <w:t xml:space="preserve">-  Как </w:t>
-      </w:r>
-      <w:proofErr w:type="spellStart"/>
-      <w:r>
-        <w:rPr>
-          <w:rFonts w:ascii="Times New Roman" w:eastAsia="Times New Roman" w:hAnsi="Times New Roman" w:cs="Times New Roman"/>
-          <w:sz w:val="28"/>
-          <w:szCs w:val="28"/>
-          <w:lang w:eastAsia="ru-RU"/>
-        </w:rPr>
-        <w:t>проджект</w:t>
-      </w:r>
-      <w:proofErr w:type="spellEnd"/>
-      <w:r>
-        <w:rPr>
-          <w:rFonts w:ascii="Times New Roman" w:eastAsia="Times New Roman" w:hAnsi="Times New Roman" w:cs="Times New Roman"/>
-          <w:sz w:val="28"/>
-          <w:szCs w:val="28"/>
-          <w:lang w:eastAsia="ru-RU"/>
-        </w:rPr>
-        <w:t>-менеджер, я хочу отслеживать использование ресурсов проекта, чтобы оптимизировать затраты</w:t>
+        <w:t>-  Как проджект-менеджер, я хочу отслеживать использование ресурсов проекта, чтобы оптимизировать затраты</w:t>
       </w:r>
     </w:p>
     <w:p>
@@ -2043,25 +1778,14 @@
         </w:rPr>
         <w:t xml:space="preserve">Функциональность для </w:t>
       </w:r>
-      <w:proofErr w:type="spellStart"/>
-      <w:r>
-        <w:rPr>
-          <w:rFonts w:ascii="Times New Roman" w:eastAsia="Times New Roman" w:hAnsi="Times New Roman" w:cs="Times New Roman"/>
-          <w:sz w:val="28"/>
-          <w:szCs w:val="28"/>
-          <w:lang w:eastAsia="ru-RU"/>
-        </w:rPr>
-        <w:t>тим-лидов</w:t>
-      </w:r>
-      <w:proofErr w:type="spellEnd"/>
-      <w:r>
-        <w:rPr>
-          <w:rFonts w:ascii="Times New Roman" w:eastAsia="Times New Roman" w:hAnsi="Times New Roman" w:cs="Times New Roman"/>
-          <w:sz w:val="28"/>
-          <w:szCs w:val="28"/>
-          <w:lang w:eastAsia="ru-RU"/>
-        </w:rPr>
-        <w:t>:</w:t>
+      <w:r>
+        <w:rPr>
+          <w:rFonts w:ascii="Times New Roman" w:eastAsia="Times New Roman" w:hAnsi="Times New Roman" w:cs="Times New Roman"/>
+          <w:sz w:val="28"/>
+          <w:szCs w:val="28"/>
+          <w:lang w:eastAsia="ru-RU"/>
+        </w:rPr>
+        <w:t>тим-лидов:</w:t>
       </w:r>
     </w:p>
     <w:p>
@@ -2105,27 +1829,7 @@
           <w:szCs w:val="28"/>
           <w:lang w:eastAsia="ru-RU"/>
         </w:rPr>
-        <w:t xml:space="preserve">Доска задач команды разработчиков ,которой руководит </w:t>
-      </w:r>
-      <w:proofErr w:type="spellStart"/>
-      <w:r>
-        <w:rPr>
-          <w:rFonts w:ascii="Times New Roman" w:eastAsia="Times New Roman" w:hAnsi="Times New Roman" w:cs="Times New Roman"/>
-          <w:sz w:val="28"/>
-          <w:szCs w:val="28"/>
-          <w:lang w:eastAsia="ru-RU"/>
-        </w:rPr>
-        <w:t>тим-лид</w:t>
-      </w:r>
-      <w:proofErr w:type="spellEnd"/>
-      <w:r>
-        <w:rPr>
-          <w:rFonts w:ascii="Times New Roman" w:eastAsia="Times New Roman" w:hAnsi="Times New Roman" w:cs="Times New Roman"/>
-          <w:sz w:val="28"/>
-          <w:szCs w:val="28"/>
-          <w:lang w:eastAsia="ru-RU"/>
-        </w:rPr>
-        <w:t xml:space="preserve"> с возможностью прикрепления, открепления и изменения задач и сроков</w:t>
+        <w:t>Доска задач команды разработчиков ,которой руководит тим-лид с возможностью прикрепления, открепления и изменения задач и сроков</w:t>
       </w:r>
     </w:p>
     <w:p>
@@ -2829,21 +2533,8 @@
           <w:szCs w:val="28"/>
           <w:lang w:val="en-US" w:eastAsia="ru-RU"/>
         </w:rPr>
-        <w:t xml:space="preserve">- </w:t>
-      </w:r>
-      <w:proofErr w:type="spellStart"/>
-      <w:r>
-        <w:rPr>
-          <w:rFonts w:ascii="Times New Roman" w:eastAsia="Times New Roman" w:hAnsi="Times New Roman" w:cs="Times New Roman"/>
-          <w:b/>
-          <w:bCs/>
-          <w:sz w:val="28"/>
-          <w:szCs w:val="28"/>
-          <w:lang w:val="en-US" w:eastAsia="ru-RU"/>
-        </w:rPr>
-        <w:t>YouGile</w:t>
-      </w:r>
-      <w:proofErr w:type="spellEnd"/>
+        <w:t>- YouGile</w:t>
+      </w:r>
     </w:p>
     <w:p>
       <w:pPr>
@@ -2956,7 +2647,6 @@
         </w:rPr>
         <w:t>Рисунок 1  - Система «</w:t>
       </w:r>
-      <w:proofErr w:type="spellStart"/>
       <w:r>
         <w:rPr>
           <w:rFonts w:ascii="Times New Roman" w:eastAsia="Times New Roman" w:hAnsi="Times New Roman" w:cs="Times New Roman"/>
@@ -2966,7 +2656,6 @@
         </w:rPr>
         <w:t>YouGile</w:t>
       </w:r>
-      <w:proofErr w:type="spellEnd"/>
       <w:r>
         <w:rPr>
           <w:rFonts w:ascii="Times New Roman" w:eastAsia="Times New Roman" w:hAnsi="Times New Roman" w:cs="Times New Roman"/>
@@ -3175,19 +2864,8 @@
           <w:szCs w:val="28"/>
           <w:lang w:eastAsia="ru-RU"/>
         </w:rPr>
-        <w:t>- Таск-</w:t>
-      </w:r>
-      <w:proofErr w:type="spellStart"/>
-      <w:r>
-        <w:rPr>
-          <w:rFonts w:ascii="Times New Roman" w:eastAsia="Times New Roman" w:hAnsi="Times New Roman" w:cs="Times New Roman"/>
-          <w:sz w:val="28"/>
-          <w:szCs w:val="28"/>
-          <w:lang w:eastAsia="ru-RU"/>
-        </w:rPr>
-        <w:t>трекеры</w:t>
-      </w:r>
-      <w:proofErr w:type="spellEnd"/>
+        <w:t>- Таск-трекеры</w:t>
+      </w:r>
     </w:p>
     <w:p>
       <w:pPr>
@@ -3487,7 +3165,16 @@
           <w:szCs w:val="28"/>
           <w:lang w:val="en-US" w:eastAsia="ru-RU"/>
         </w:rPr>
-        <w:t>AI-</w:t>
+        <w:t>AI</w:t>
+      </w:r>
+      <w:r>
+        <w:rPr>
+          <w:rFonts w:ascii="Times New Roman" w:eastAsia="Times New Roman" w:hAnsi="Times New Roman" w:cs="Times New Roman"/>
+          <w:sz w:val="28"/>
+          <w:szCs w:val="28"/>
+          <w:lang w:eastAsia="ru-RU"/>
+        </w:rPr>
+        <w:t>-</w:t>
       </w:r>
       <w:r>
         <w:rPr>
@@ -3724,7 +3411,6 @@
           <w:lang w:eastAsia="ru-RU"/>
         </w:rPr>
       </w:pPr>
-      <w:proofErr w:type="spellStart"/>
       <w:r>
         <w:rPr>
           <w:rFonts w:ascii="Times New Roman" w:eastAsia="Times New Roman" w:hAnsi="Times New Roman" w:cs="Times New Roman"/>
@@ -3734,7 +3420,6 @@
         </w:rPr>
         <w:t>YouGile</w:t>
       </w:r>
-      <w:proofErr w:type="spellEnd"/>
       <w:r>
         <w:rPr>
           <w:rFonts w:ascii="Times New Roman" w:eastAsia="Times New Roman" w:hAnsi="Times New Roman" w:cs="Times New Roman"/>
@@ -3769,7 +3454,6 @@
           <w:lang w:eastAsia="ru-RU"/>
         </w:rPr>
       </w:pPr>
-      <w:proofErr w:type="spellStart"/>
       <w:r>
         <w:rPr>
           <w:rFonts w:ascii="Times New Roman" w:eastAsia="Times New Roman" w:hAnsi="Times New Roman" w:cs="Times New Roman"/>
@@ -3779,7 +3463,6 @@
         </w:rPr>
         <w:t>YouGile</w:t>
       </w:r>
-      <w:proofErr w:type="spellEnd"/>
       <w:r>
         <w:rPr>
           <w:rFonts w:ascii="Times New Roman" w:eastAsia="Times New Roman" w:hAnsi="Times New Roman" w:cs="Times New Roman"/>
@@ -3806,27 +3489,7 @@
           <w:lang w:eastAsia="ru-RU"/>
         </w:rPr>
         <w:lastRenderedPageBreak/>
-        <w:t xml:space="preserve">возможностей для коммуникации, отслеживания задач, оптимизации процессов отчётности и </w:t>
-      </w:r>
-      <w:proofErr w:type="spellStart"/>
-      <w:r>
-        <w:rPr>
-          <w:rFonts w:ascii="Times New Roman" w:eastAsia="Times New Roman" w:hAnsi="Times New Roman" w:cs="Times New Roman"/>
-          <w:sz w:val="28"/>
-          <w:szCs w:val="28"/>
-          <w:lang w:eastAsia="ru-RU"/>
-        </w:rPr>
-        <w:t>тд</w:t>
-      </w:r>
-      <w:proofErr w:type="spellEnd"/>
-      <w:r>
-        <w:rPr>
-          <w:rFonts w:ascii="Times New Roman" w:eastAsia="Times New Roman" w:hAnsi="Times New Roman" w:cs="Times New Roman"/>
-          <w:sz w:val="28"/>
-          <w:szCs w:val="28"/>
-          <w:lang w:eastAsia="ru-RU"/>
-        </w:rPr>
-        <w:t>.</w:t>
+        <w:t>возможностей для коммуникации, отслеживания задач, оптимизации процессов отчётности и тд.</w:t>
       </w:r>
     </w:p>
     <w:p>
@@ -3853,7 +3516,6 @@
         </w:rPr>
         <w:t xml:space="preserve">В отличии от </w:t>
       </w:r>
-      <w:proofErr w:type="spellStart"/>
       <w:r>
         <w:rPr>
           <w:rFonts w:ascii="Times New Roman" w:eastAsia="Times New Roman" w:hAnsi="Times New Roman" w:cs="Times New Roman"/>
@@ -3863,7 +3525,6 @@
         </w:rPr>
         <w:t>YouGile</w:t>
       </w:r>
-      <w:proofErr w:type="spellEnd"/>
       <w:r>
         <w:rPr>
           <w:rFonts w:ascii="Times New Roman" w:eastAsia="Times New Roman" w:hAnsi="Times New Roman" w:cs="Times New Roman"/>
@@ -3882,7 +3543,6 @@
         </w:rPr>
         <w:t xml:space="preserve">Битрикс24 больше подойдёт для сравнительно небольших команд, тогда как </w:t>
       </w:r>
-      <w:proofErr w:type="spellStart"/>
       <w:r>
         <w:rPr>
           <w:rFonts w:ascii="Times New Roman" w:eastAsia="Times New Roman" w:hAnsi="Times New Roman" w:cs="Times New Roman"/>
@@ -3892,7 +3552,6 @@
         </w:rPr>
         <w:t>YouGile</w:t>
       </w:r>
-      <w:proofErr w:type="spellEnd"/>
       <w:r>
         <w:rPr>
           <w:rFonts w:ascii="Times New Roman" w:eastAsia="Times New Roman" w:hAnsi="Times New Roman" w:cs="Times New Roman"/>
@@ -4991,17 +4650,16 @@
       <w:r>
         <w:rPr>
           <w:rFonts w:ascii="Times New Roman" w:eastAsia="Times New Roman" w:hAnsi="Times New Roman" w:cs="Times New Roman"/>
-          <w:noProof/>
           <w:sz w:val="28"/>
           <w:szCs w:val="28"/>
           <w:lang w:eastAsia="ru-RU"/>
         </w:rPr>
         <w:lastRenderedPageBreak/>
         <w:drawing>
-          <wp:inline distT="0" distB="0" distL="0" distR="0" wp14:anchorId="0843A7F6" wp14:editId="3B80A783">
-            <wp:extent cx="5723255" cy="5867400"/>
-            <wp:effectExtent l="0" t="0" r="0" b="0"/>
-            <wp:docPr id="3" name="Рисунок 3"/>
+          <wp:inline distT="0" distB="0" distL="0" distR="0" wp14:anchorId="686053CC" wp14:editId="07FC01F7">
+            <wp:extent cx="5731510" cy="4319270"/>
+            <wp:effectExtent l="0" t="0" r="2540" b="5080"/>
+            <wp:docPr id="4" name="Рисунок 4"/>
             <wp:cNvGraphicFramePr>
               <a:graphicFrameLocks xmlns:a="http://schemas.openxmlformats.org/drawingml/2006/main" noChangeAspect="1"/>
             </wp:cNvGraphicFramePr>
@@ -5009,36 +4667,23 @@
               <a:graphicData uri="http://schemas.openxmlformats.org/drawingml/2006/picture">
                 <pic:pic xmlns:pic="http://schemas.openxmlformats.org/drawingml/2006/picture">
                   <pic:nvPicPr>
-                    <pic:cNvPr id="0" name="Picture 1"/>
-                    <pic:cNvPicPr>
-                      <a:picLocks noChangeAspect="1" noChangeArrowheads="1"/>
-                    </pic:cNvPicPr>
+                    <pic:cNvPr id="1" name=""/>
+                    <pic:cNvPicPr/>
                   </pic:nvPicPr>
                   <pic:blipFill>
-                    <a:blip r:embed="rId7">
-                      <a:extLst>
-                        <a:ext uri="{28A0092B-C50C-407E-A947-70E740481C1C}">
-                          <a14:useLocalDpi xmlns:a14="http://schemas.microsoft.com/office/drawing/2010/main" val="0"/>
-                        </a:ext>
-                      </a:extLst>
-                    </a:blip>
-                    <a:srcRect/>
+                    <a:blip r:embed="rId7"/>
                     <a:stretch>
                       <a:fillRect/>
                     </a:stretch>
                   </pic:blipFill>
-                  <pic:spPr bwMode="auto">
+                  <pic:spPr>
                     <a:xfrm>
                       <a:off x="0" y="0"/>
-                      <a:ext cx="5723255" cy="5867400"/>
+                      <a:ext cx="5731510" cy="4319270"/>
                     </a:xfrm>
                     <a:prstGeom prst="rect">
                       <a:avLst/>
                     </a:prstGeom>
-                    <a:noFill/>
-                    <a:ln>
-                      <a:noFill/>
-                    </a:ln>
                   </pic:spPr>
                 </pic:pic>
               </a:graphicData>

--- a/RDA/Labs/lab1/Отчёт.docx
+++ b/RDA/Labs/lab1/Отчёт.docx
@@ -723,7 +723,35 @@
           <w:sz w:val="28"/>
           <w:szCs w:val="28"/>
         </w:rPr>
-        <w:t>- Тим-лиды(руководители команд разработки)</w:t>
+        <w:t>- Тим-</w:t>
+      </w:r>
+      <w:proofErr w:type="spellStart"/>
+      <w:proofErr w:type="gramStart"/>
+      <w:r>
+        <w:rPr>
+          <w:rFonts w:ascii="Times New Roman" w:hAnsi="Times New Roman" w:cs="Times New Roman"/>
+          <w:sz w:val="28"/>
+          <w:szCs w:val="28"/>
+        </w:rPr>
+        <w:t>лиды</w:t>
+      </w:r>
+      <w:proofErr w:type="spellEnd"/>
+      <w:r>
+        <w:rPr>
+          <w:rFonts w:ascii="Times New Roman" w:hAnsi="Times New Roman" w:cs="Times New Roman"/>
+          <w:sz w:val="28"/>
+          <w:szCs w:val="28"/>
+        </w:rPr>
+        <w:t>(</w:t>
+      </w:r>
+      <w:proofErr w:type="gramEnd"/>
+      <w:r>
+        <w:rPr>
+          <w:rFonts w:ascii="Times New Roman" w:hAnsi="Times New Roman" w:cs="Times New Roman"/>
+          <w:sz w:val="28"/>
+          <w:szCs w:val="28"/>
+        </w:rPr>
+        <w:t>руководители команд разработки)</w:t>
       </w:r>
     </w:p>
     <w:p>
@@ -767,7 +795,53 @@
           <w:sz w:val="28"/>
           <w:szCs w:val="28"/>
         </w:rPr>
-        <w:t>- Менеджеры(продакт-менеджеры, проджект-менеджеры)</w:t>
+        <w:t xml:space="preserve">- </w:t>
+      </w:r>
+      <w:proofErr w:type="gramStart"/>
+      <w:r>
+        <w:rPr>
+          <w:rFonts w:ascii="Times New Roman" w:hAnsi="Times New Roman" w:cs="Times New Roman"/>
+          <w:sz w:val="28"/>
+          <w:szCs w:val="28"/>
+        </w:rPr>
+        <w:t>Менеджеры(</w:t>
+      </w:r>
+      <w:proofErr w:type="spellStart"/>
+      <w:proofErr w:type="gramEnd"/>
+      <w:r>
+        <w:rPr>
+          <w:rFonts w:ascii="Times New Roman" w:hAnsi="Times New Roman" w:cs="Times New Roman"/>
+          <w:sz w:val="28"/>
+          <w:szCs w:val="28"/>
+        </w:rPr>
+        <w:t>продакт</w:t>
+      </w:r>
+      <w:proofErr w:type="spellEnd"/>
+      <w:r>
+        <w:rPr>
+          <w:rFonts w:ascii="Times New Roman" w:hAnsi="Times New Roman" w:cs="Times New Roman"/>
+          <w:sz w:val="28"/>
+          <w:szCs w:val="28"/>
+        </w:rPr>
+        <w:t xml:space="preserve">-менеджеры, </w:t>
+      </w:r>
+      <w:proofErr w:type="spellStart"/>
+      <w:r>
+        <w:rPr>
+          <w:rFonts w:ascii="Times New Roman" w:hAnsi="Times New Roman" w:cs="Times New Roman"/>
+          <w:sz w:val="28"/>
+          <w:szCs w:val="28"/>
+        </w:rPr>
+        <w:t>проджект</w:t>
+      </w:r>
+      <w:proofErr w:type="spellEnd"/>
+      <w:r>
+        <w:rPr>
+          <w:rFonts w:ascii="Times New Roman" w:hAnsi="Times New Roman" w:cs="Times New Roman"/>
+          <w:sz w:val="28"/>
+          <w:szCs w:val="28"/>
+        </w:rPr>
+        <w:t>-менеджеры)</w:t>
       </w:r>
     </w:p>
     <w:p>
@@ -1027,7 +1101,17 @@
           <w:szCs w:val="28"/>
           <w:lang w:eastAsia="ru-RU"/>
         </w:rPr>
-        <w:t>Тим-лид</w:t>
+        <w:t>Тим-</w:t>
+      </w:r>
+      <w:proofErr w:type="spellStart"/>
+      <w:r>
+        <w:rPr>
+          <w:rFonts w:ascii="Times New Roman" w:eastAsia="Times New Roman" w:hAnsi="Times New Roman" w:cs="Times New Roman"/>
+          <w:sz w:val="28"/>
+          <w:szCs w:val="28"/>
+          <w:lang w:eastAsia="ru-RU"/>
+        </w:rPr>
+        <w:t>лид</w:t>
       </w:r>
       <w:r>
         <w:rPr>
@@ -1038,6 +1122,7 @@
         </w:rPr>
         <w:t>ы</w:t>
       </w:r>
+      <w:proofErr w:type="spellEnd"/>
       <w:r>
         <w:rPr>
           <w:rFonts w:ascii="Times New Roman" w:eastAsia="Times New Roman" w:hAnsi="Times New Roman" w:cs="Times New Roman"/>
@@ -1066,7 +1151,27 @@
           <w:szCs w:val="28"/>
           <w:lang w:eastAsia="ru-RU"/>
         </w:rPr>
-        <w:t>- Как тим-лид, я хочу видеть общий статус проекта, чтобы контролировать ход работ</w:t>
+        <w:t xml:space="preserve">- Как </w:t>
+      </w:r>
+      <w:proofErr w:type="spellStart"/>
+      <w:r>
+        <w:rPr>
+          <w:rFonts w:ascii="Times New Roman" w:eastAsia="Times New Roman" w:hAnsi="Times New Roman" w:cs="Times New Roman"/>
+          <w:sz w:val="28"/>
+          <w:szCs w:val="28"/>
+          <w:lang w:eastAsia="ru-RU"/>
+        </w:rPr>
+        <w:t>тим-лид</w:t>
+      </w:r>
+      <w:proofErr w:type="spellEnd"/>
+      <w:r>
+        <w:rPr>
+          <w:rFonts w:ascii="Times New Roman" w:eastAsia="Times New Roman" w:hAnsi="Times New Roman" w:cs="Times New Roman"/>
+          <w:sz w:val="28"/>
+          <w:szCs w:val="28"/>
+          <w:lang w:eastAsia="ru-RU"/>
+        </w:rPr>
+        <w:t>, я хочу видеть общий статус проекта, чтобы контролировать ход работ</w:t>
       </w:r>
     </w:p>
     <w:p>
@@ -1087,7 +1192,27 @@
           <w:szCs w:val="28"/>
           <w:lang w:eastAsia="ru-RU"/>
         </w:rPr>
-        <w:t>- Как тим-лид, я хочу распределять задачи между разработчиками, чтобы оптимизировать нагрузку команды</w:t>
+        <w:t xml:space="preserve">- Как </w:t>
+      </w:r>
+      <w:proofErr w:type="spellStart"/>
+      <w:r>
+        <w:rPr>
+          <w:rFonts w:ascii="Times New Roman" w:eastAsia="Times New Roman" w:hAnsi="Times New Roman" w:cs="Times New Roman"/>
+          <w:sz w:val="28"/>
+          <w:szCs w:val="28"/>
+          <w:lang w:eastAsia="ru-RU"/>
+        </w:rPr>
+        <w:t>тим-лид</w:t>
+      </w:r>
+      <w:proofErr w:type="spellEnd"/>
+      <w:r>
+        <w:rPr>
+          <w:rFonts w:ascii="Times New Roman" w:eastAsia="Times New Roman" w:hAnsi="Times New Roman" w:cs="Times New Roman"/>
+          <w:sz w:val="28"/>
+          <w:szCs w:val="28"/>
+          <w:lang w:eastAsia="ru-RU"/>
+        </w:rPr>
+        <w:t>, я хочу распределять задачи между разработчиками, чтобы оптимизировать нагрузку команды</w:t>
       </w:r>
     </w:p>
     <w:p>
@@ -1108,7 +1233,27 @@
           <w:szCs w:val="28"/>
           <w:lang w:eastAsia="ru-RU"/>
         </w:rPr>
-        <w:t>- Как тим-лид, я хочу отслеживать загрузку каждого разработчика, чтобы предотвратить перегрузку</w:t>
+        <w:t xml:space="preserve">- Как </w:t>
+      </w:r>
+      <w:proofErr w:type="spellStart"/>
+      <w:r>
+        <w:rPr>
+          <w:rFonts w:ascii="Times New Roman" w:eastAsia="Times New Roman" w:hAnsi="Times New Roman" w:cs="Times New Roman"/>
+          <w:sz w:val="28"/>
+          <w:szCs w:val="28"/>
+          <w:lang w:eastAsia="ru-RU"/>
+        </w:rPr>
+        <w:t>тим-лид</w:t>
+      </w:r>
+      <w:proofErr w:type="spellEnd"/>
+      <w:r>
+        <w:rPr>
+          <w:rFonts w:ascii="Times New Roman" w:eastAsia="Times New Roman" w:hAnsi="Times New Roman" w:cs="Times New Roman"/>
+          <w:sz w:val="28"/>
+          <w:szCs w:val="28"/>
+          <w:lang w:eastAsia="ru-RU"/>
+        </w:rPr>
+        <w:t>, я хочу отслеживать загрузку каждого разработчика, чтобы предотвратить перегрузку</w:t>
       </w:r>
     </w:p>
     <w:p>
@@ -1129,7 +1274,27 @@
           <w:szCs w:val="28"/>
           <w:lang w:eastAsia="ru-RU"/>
         </w:rPr>
-        <w:t>- Как тим-лид, я хочу получать автоматические отчеты о продвижении команды, чтобы информировать руководство</w:t>
+        <w:t xml:space="preserve">- Как </w:t>
+      </w:r>
+      <w:proofErr w:type="spellStart"/>
+      <w:r>
+        <w:rPr>
+          <w:rFonts w:ascii="Times New Roman" w:eastAsia="Times New Roman" w:hAnsi="Times New Roman" w:cs="Times New Roman"/>
+          <w:sz w:val="28"/>
+          <w:szCs w:val="28"/>
+          <w:lang w:eastAsia="ru-RU"/>
+        </w:rPr>
+        <w:t>тим-лид</w:t>
+      </w:r>
+      <w:proofErr w:type="spellEnd"/>
+      <w:r>
+        <w:rPr>
+          <w:rFonts w:ascii="Times New Roman" w:eastAsia="Times New Roman" w:hAnsi="Times New Roman" w:cs="Times New Roman"/>
+          <w:sz w:val="28"/>
+          <w:szCs w:val="28"/>
+          <w:lang w:eastAsia="ru-RU"/>
+        </w:rPr>
+        <w:t>, я хочу получать автоматические отчеты о продвижении команды, чтобы информировать руководство</w:t>
       </w:r>
     </w:p>
     <w:p>
@@ -1250,6 +1415,7 @@
           <w:rFonts w:ascii="Times New Roman" w:eastAsia="Times New Roman" w:hAnsi="Times New Roman" w:cs="Times New Roman"/>
           <w:sz w:val="28"/>
           <w:szCs w:val="28"/>
+          <w:highlight w:val="yellow"/>
           <w:lang w:eastAsia="ru-RU"/>
         </w:rPr>
       </w:pPr>
@@ -1261,6 +1427,15 @@
           <w:lang w:eastAsia="ru-RU"/>
         </w:rPr>
         <w:tab/>
+      </w:r>
+      <w:r>
+        <w:rPr>
+          <w:rFonts w:ascii="Times New Roman" w:eastAsia="Times New Roman" w:hAnsi="Times New Roman" w:cs="Times New Roman"/>
+          <w:sz w:val="28"/>
+          <w:szCs w:val="28"/>
+          <w:highlight w:val="yellow"/>
+          <w:lang w:eastAsia="ru-RU"/>
+        </w:rPr>
         <w:t>4. Менеджеры:</w:t>
       </w:r>
     </w:p>
@@ -1271,17 +1446,41 @@
           <w:rFonts w:ascii="Times New Roman" w:eastAsia="Times New Roman" w:hAnsi="Times New Roman" w:cs="Times New Roman"/>
           <w:sz w:val="28"/>
           <w:szCs w:val="28"/>
-          <w:lang w:eastAsia="ru-RU"/>
-        </w:rPr>
-      </w:pPr>
-      <w:r>
-        <w:rPr>
-          <w:rFonts w:ascii="Times New Roman" w:eastAsia="Times New Roman" w:hAnsi="Times New Roman" w:cs="Times New Roman"/>
-          <w:sz w:val="28"/>
-          <w:szCs w:val="28"/>
-          <w:lang w:eastAsia="ru-RU"/>
-        </w:rPr>
-        <w:t>- Как продакт-менеджер, я хочу создавать и управлять требованиями к проекту, чтобы четко формулировать цели</w:t>
+          <w:highlight w:val="yellow"/>
+          <w:lang w:eastAsia="ru-RU"/>
+        </w:rPr>
+      </w:pPr>
+      <w:r>
+        <w:rPr>
+          <w:rFonts w:ascii="Times New Roman" w:eastAsia="Times New Roman" w:hAnsi="Times New Roman" w:cs="Times New Roman"/>
+          <w:sz w:val="28"/>
+          <w:szCs w:val="28"/>
+          <w:highlight w:val="yellow"/>
+          <w:lang w:eastAsia="ru-RU"/>
+        </w:rPr>
+        <w:t xml:space="preserve">- Как </w:t>
+      </w:r>
+      <w:proofErr w:type="spellStart"/>
+      <w:r>
+        <w:rPr>
+          <w:rFonts w:ascii="Times New Roman" w:eastAsia="Times New Roman" w:hAnsi="Times New Roman" w:cs="Times New Roman"/>
+          <w:sz w:val="28"/>
+          <w:szCs w:val="28"/>
+          <w:highlight w:val="yellow"/>
+          <w:lang w:eastAsia="ru-RU"/>
+        </w:rPr>
+        <w:t>продакт</w:t>
+      </w:r>
+      <w:proofErr w:type="spellEnd"/>
+      <w:r>
+        <w:rPr>
+          <w:rFonts w:ascii="Times New Roman" w:eastAsia="Times New Roman" w:hAnsi="Times New Roman" w:cs="Times New Roman"/>
+          <w:sz w:val="28"/>
+          <w:szCs w:val="28"/>
+          <w:highlight w:val="yellow"/>
+          <w:lang w:eastAsia="ru-RU"/>
+        </w:rPr>
+        <w:t>-менеджер, я хочу создавать и управлять требованиями к проекту, чтобы четко формулировать цели</w:t>
       </w:r>
     </w:p>
     <w:p>
@@ -1292,6 +1491,7 @@
           <w:rFonts w:ascii="Times New Roman" w:eastAsia="Times New Roman" w:hAnsi="Times New Roman" w:cs="Times New Roman"/>
           <w:sz w:val="28"/>
           <w:szCs w:val="28"/>
+          <w:highlight w:val="yellow"/>
           <w:lang w:eastAsia="ru-RU"/>
         </w:rPr>
       </w:pPr>
@@ -1300,6 +1500,7 @@
           <w:rFonts w:ascii="Times New Roman" w:eastAsia="Times New Roman" w:hAnsi="Symbol" w:cs="Times New Roman"/>
           <w:sz w:val="28"/>
           <w:szCs w:val="28"/>
+          <w:highlight w:val="yellow"/>
           <w:lang w:eastAsia="ru-RU"/>
         </w:rPr>
         <w:t xml:space="preserve">- </w:t>
@@ -1309,15 +1510,39 @@
           <w:rFonts w:ascii="Times New Roman" w:eastAsia="Times New Roman" w:hAnsi="Times New Roman" w:cs="Times New Roman"/>
           <w:sz w:val="28"/>
           <w:szCs w:val="28"/>
-          <w:lang w:eastAsia="ru-RU"/>
-        </w:rPr>
-        <w:t xml:space="preserve"> Как продакт-менеджер, я хочу расставлять приоритеты задач, чтобы максимизировать </w:t>
-      </w:r>
-      <w:r>
-        <w:rPr>
-          <w:rFonts w:ascii="Times New Roman" w:eastAsia="Times New Roman" w:hAnsi="Times New Roman" w:cs="Times New Roman"/>
-          <w:sz w:val="28"/>
-          <w:szCs w:val="28"/>
+          <w:highlight w:val="yellow"/>
+          <w:lang w:eastAsia="ru-RU"/>
+        </w:rPr>
+        <w:t xml:space="preserve"> Как </w:t>
+      </w:r>
+      <w:proofErr w:type="spellStart"/>
+      <w:r>
+        <w:rPr>
+          <w:rFonts w:ascii="Times New Roman" w:eastAsia="Times New Roman" w:hAnsi="Times New Roman" w:cs="Times New Roman"/>
+          <w:sz w:val="28"/>
+          <w:szCs w:val="28"/>
+          <w:highlight w:val="yellow"/>
+          <w:lang w:eastAsia="ru-RU"/>
+        </w:rPr>
+        <w:t>продакт</w:t>
+      </w:r>
+      <w:proofErr w:type="spellEnd"/>
+      <w:r>
+        <w:rPr>
+          <w:rFonts w:ascii="Times New Roman" w:eastAsia="Times New Roman" w:hAnsi="Times New Roman" w:cs="Times New Roman"/>
+          <w:sz w:val="28"/>
+          <w:szCs w:val="28"/>
+          <w:highlight w:val="yellow"/>
+          <w:lang w:eastAsia="ru-RU"/>
+        </w:rPr>
+        <w:t xml:space="preserve">-менеджер, я хочу расставлять приоритеты задач, чтобы максимизировать </w:t>
+      </w:r>
+      <w:r>
+        <w:rPr>
+          <w:rFonts w:ascii="Times New Roman" w:eastAsia="Times New Roman" w:hAnsi="Times New Roman" w:cs="Times New Roman"/>
+          <w:sz w:val="28"/>
+          <w:szCs w:val="28"/>
+          <w:highlight w:val="yellow"/>
           <w:lang w:eastAsia="ru-RU"/>
         </w:rPr>
         <w:t>эффективность разработки</w:t>
@@ -1331,17 +1556,41 @@
           <w:rFonts w:ascii="Times New Roman" w:eastAsia="Times New Roman" w:hAnsi="Times New Roman" w:cs="Times New Roman"/>
           <w:sz w:val="28"/>
           <w:szCs w:val="28"/>
-          <w:lang w:eastAsia="ru-RU"/>
-        </w:rPr>
-      </w:pPr>
-      <w:r>
-        <w:rPr>
-          <w:rFonts w:ascii="Times New Roman" w:eastAsia="Times New Roman" w:hAnsi="Times New Roman" w:cs="Times New Roman"/>
-          <w:sz w:val="28"/>
-          <w:szCs w:val="28"/>
-          <w:lang w:eastAsia="ru-RU"/>
-        </w:rPr>
-        <w:t>- Как продакт-менеджер, я хочу отслеживать соответствие реализации поставленным целям, чтобы обеспечить качество продукта</w:t>
+          <w:highlight w:val="yellow"/>
+          <w:lang w:eastAsia="ru-RU"/>
+        </w:rPr>
+      </w:pPr>
+      <w:r>
+        <w:rPr>
+          <w:rFonts w:ascii="Times New Roman" w:eastAsia="Times New Roman" w:hAnsi="Times New Roman" w:cs="Times New Roman"/>
+          <w:sz w:val="28"/>
+          <w:szCs w:val="28"/>
+          <w:highlight w:val="yellow"/>
+          <w:lang w:eastAsia="ru-RU"/>
+        </w:rPr>
+        <w:t xml:space="preserve">- Как </w:t>
+      </w:r>
+      <w:proofErr w:type="spellStart"/>
+      <w:r>
+        <w:rPr>
+          <w:rFonts w:ascii="Times New Roman" w:eastAsia="Times New Roman" w:hAnsi="Times New Roman" w:cs="Times New Roman"/>
+          <w:sz w:val="28"/>
+          <w:szCs w:val="28"/>
+          <w:highlight w:val="yellow"/>
+          <w:lang w:eastAsia="ru-RU"/>
+        </w:rPr>
+        <w:t>продакт</w:t>
+      </w:r>
+      <w:proofErr w:type="spellEnd"/>
+      <w:r>
+        <w:rPr>
+          <w:rFonts w:ascii="Times New Roman" w:eastAsia="Times New Roman" w:hAnsi="Times New Roman" w:cs="Times New Roman"/>
+          <w:sz w:val="28"/>
+          <w:szCs w:val="28"/>
+          <w:highlight w:val="yellow"/>
+          <w:lang w:eastAsia="ru-RU"/>
+        </w:rPr>
+        <w:t>-менеджер, я хочу отслеживать соответствие реализации поставленным целям, чтобы обеспечить качество продукта</w:t>
       </w:r>
     </w:p>
     <w:p>
@@ -1352,17 +1601,41 @@
           <w:rFonts w:ascii="Times New Roman" w:eastAsia="Times New Roman" w:hAnsi="Times New Roman" w:cs="Times New Roman"/>
           <w:sz w:val="28"/>
           <w:szCs w:val="28"/>
-          <w:lang w:eastAsia="ru-RU"/>
-        </w:rPr>
-      </w:pPr>
-      <w:r>
-        <w:rPr>
-          <w:rFonts w:ascii="Times New Roman" w:eastAsia="Times New Roman" w:hAnsi="Times New Roman" w:cs="Times New Roman"/>
-          <w:sz w:val="28"/>
-          <w:szCs w:val="28"/>
-          <w:lang w:eastAsia="ru-RU"/>
-        </w:rPr>
-        <w:t>- Как проджект-менеджер, я хочу планировать этапы проекта и сроки их выполнения, чтобы обеспечить своевременную реализацию</w:t>
+          <w:highlight w:val="yellow"/>
+          <w:lang w:eastAsia="ru-RU"/>
+        </w:rPr>
+      </w:pPr>
+      <w:r>
+        <w:rPr>
+          <w:rFonts w:ascii="Times New Roman" w:eastAsia="Times New Roman" w:hAnsi="Times New Roman" w:cs="Times New Roman"/>
+          <w:sz w:val="28"/>
+          <w:szCs w:val="28"/>
+          <w:highlight w:val="yellow"/>
+          <w:lang w:eastAsia="ru-RU"/>
+        </w:rPr>
+        <w:t xml:space="preserve">- Как </w:t>
+      </w:r>
+      <w:proofErr w:type="spellStart"/>
+      <w:r>
+        <w:rPr>
+          <w:rFonts w:ascii="Times New Roman" w:eastAsia="Times New Roman" w:hAnsi="Times New Roman" w:cs="Times New Roman"/>
+          <w:sz w:val="28"/>
+          <w:szCs w:val="28"/>
+          <w:highlight w:val="yellow"/>
+          <w:lang w:eastAsia="ru-RU"/>
+        </w:rPr>
+        <w:t>проджект</w:t>
+      </w:r>
+      <w:proofErr w:type="spellEnd"/>
+      <w:r>
+        <w:rPr>
+          <w:rFonts w:ascii="Times New Roman" w:eastAsia="Times New Roman" w:hAnsi="Times New Roman" w:cs="Times New Roman"/>
+          <w:sz w:val="28"/>
+          <w:szCs w:val="28"/>
+          <w:highlight w:val="yellow"/>
+          <w:lang w:eastAsia="ru-RU"/>
+        </w:rPr>
+        <w:t>-менеджер, я хочу планировать этапы проекта и сроки их выполнения, чтобы обеспечить своевременную реализацию</w:t>
       </w:r>
     </w:p>
     <w:p>
@@ -1373,6 +1646,7 @@
           <w:rFonts w:ascii="Times New Roman" w:eastAsia="Times New Roman" w:hAnsi="Times New Roman" w:cs="Times New Roman"/>
           <w:sz w:val="28"/>
           <w:szCs w:val="28"/>
+          <w:highlight w:val="yellow"/>
           <w:lang w:eastAsia="ru-RU"/>
         </w:rPr>
       </w:pPr>
@@ -1385,18 +1659,42 @@
           <w:rFonts w:ascii="Times New Roman" w:eastAsia="Times New Roman" w:hAnsi="Times New Roman" w:cs="Times New Roman"/>
           <w:sz w:val="28"/>
           <w:szCs w:val="28"/>
-          <w:lang w:eastAsia="ru-RU"/>
-        </w:rPr>
-      </w:pPr>
-      <w:r>
-        <w:rPr>
-          <w:rFonts w:ascii="Times New Roman" w:eastAsia="Times New Roman" w:hAnsi="Times New Roman" w:cs="Times New Roman"/>
-          <w:sz w:val="28"/>
-          <w:szCs w:val="28"/>
+          <w:highlight w:val="yellow"/>
+          <w:lang w:eastAsia="ru-RU"/>
+        </w:rPr>
+      </w:pPr>
+      <w:r>
+        <w:rPr>
+          <w:rFonts w:ascii="Times New Roman" w:eastAsia="Times New Roman" w:hAnsi="Times New Roman" w:cs="Times New Roman"/>
+          <w:sz w:val="28"/>
+          <w:szCs w:val="28"/>
+          <w:highlight w:val="yellow"/>
           <w:lang w:eastAsia="ru-RU"/>
         </w:rPr>
         <w:lastRenderedPageBreak/>
-        <w:t>- Как проджект-менеджер, я хочу координировать работу между различными командами, чтобы избежать конфликтов</w:t>
+        <w:t xml:space="preserve">- Как </w:t>
+      </w:r>
+      <w:proofErr w:type="spellStart"/>
+      <w:r>
+        <w:rPr>
+          <w:rFonts w:ascii="Times New Roman" w:eastAsia="Times New Roman" w:hAnsi="Times New Roman" w:cs="Times New Roman"/>
+          <w:sz w:val="28"/>
+          <w:szCs w:val="28"/>
+          <w:highlight w:val="yellow"/>
+          <w:lang w:eastAsia="ru-RU"/>
+        </w:rPr>
+        <w:t>проджект</w:t>
+      </w:r>
+      <w:proofErr w:type="spellEnd"/>
+      <w:r>
+        <w:rPr>
+          <w:rFonts w:ascii="Times New Roman" w:eastAsia="Times New Roman" w:hAnsi="Times New Roman" w:cs="Times New Roman"/>
+          <w:sz w:val="28"/>
+          <w:szCs w:val="28"/>
+          <w:highlight w:val="yellow"/>
+          <w:lang w:eastAsia="ru-RU"/>
+        </w:rPr>
+        <w:t>-менеджер, я хочу координировать работу между различными командами, чтобы избежать конфликтов</w:t>
       </w:r>
     </w:p>
     <w:p>
@@ -1407,6 +1705,7 @@
           <w:rFonts w:ascii="Times New Roman" w:eastAsia="Times New Roman" w:hAnsi="Times New Roman" w:cs="Times New Roman"/>
           <w:sz w:val="28"/>
           <w:szCs w:val="28"/>
+          <w:highlight w:val="yellow"/>
           <w:lang w:eastAsia="ru-RU"/>
         </w:rPr>
       </w:pPr>
@@ -1419,17 +1718,41 @@
           <w:rFonts w:ascii="Times New Roman" w:eastAsia="Times New Roman" w:hAnsi="Times New Roman" w:cs="Times New Roman"/>
           <w:sz w:val="28"/>
           <w:szCs w:val="28"/>
-          <w:lang w:eastAsia="ru-RU"/>
-        </w:rPr>
-      </w:pPr>
-      <w:r>
-        <w:rPr>
-          <w:rFonts w:ascii="Times New Roman" w:eastAsia="Times New Roman" w:hAnsi="Times New Roman" w:cs="Times New Roman"/>
-          <w:sz w:val="28"/>
-          <w:szCs w:val="28"/>
-          <w:lang w:eastAsia="ru-RU"/>
-        </w:rPr>
-        <w:t>-  Как проджект-менеджер, я хочу отслеживать использование ресурсов проекта, чтобы оптимизировать затраты</w:t>
+          <w:highlight w:val="yellow"/>
+          <w:lang w:eastAsia="ru-RU"/>
+        </w:rPr>
+      </w:pPr>
+      <w:r>
+        <w:rPr>
+          <w:rFonts w:ascii="Times New Roman" w:eastAsia="Times New Roman" w:hAnsi="Times New Roman" w:cs="Times New Roman"/>
+          <w:sz w:val="28"/>
+          <w:szCs w:val="28"/>
+          <w:highlight w:val="yellow"/>
+          <w:lang w:eastAsia="ru-RU"/>
+        </w:rPr>
+        <w:t xml:space="preserve">-  Как </w:t>
+      </w:r>
+      <w:proofErr w:type="spellStart"/>
+      <w:r>
+        <w:rPr>
+          <w:rFonts w:ascii="Times New Roman" w:eastAsia="Times New Roman" w:hAnsi="Times New Roman" w:cs="Times New Roman"/>
+          <w:sz w:val="28"/>
+          <w:szCs w:val="28"/>
+          <w:highlight w:val="yellow"/>
+          <w:lang w:eastAsia="ru-RU"/>
+        </w:rPr>
+        <w:t>проджект</w:t>
+      </w:r>
+      <w:proofErr w:type="spellEnd"/>
+      <w:r>
+        <w:rPr>
+          <w:rFonts w:ascii="Times New Roman" w:eastAsia="Times New Roman" w:hAnsi="Times New Roman" w:cs="Times New Roman"/>
+          <w:sz w:val="28"/>
+          <w:szCs w:val="28"/>
+          <w:highlight w:val="yellow"/>
+          <w:lang w:eastAsia="ru-RU"/>
+        </w:rPr>
+        <w:t>-менеджер, я хочу отслеживать использование ресурсов проекта, чтобы оптимизировать затраты</w:t>
       </w:r>
     </w:p>
     <w:p>
@@ -1439,14 +1762,16 @@
           <w:rFonts w:ascii="Times New Roman" w:eastAsia="Times New Roman" w:hAnsi="Times New Roman" w:cs="Times New Roman"/>
           <w:sz w:val="28"/>
           <w:szCs w:val="28"/>
-          <w:lang w:eastAsia="ru-RU"/>
-        </w:rPr>
-      </w:pPr>
-      <w:r>
-        <w:rPr>
-          <w:rFonts w:ascii="Times New Roman" w:eastAsia="Times New Roman" w:hAnsi="Times New Roman" w:cs="Times New Roman"/>
-          <w:sz w:val="28"/>
-          <w:szCs w:val="28"/>
+          <w:highlight w:val="yellow"/>
+          <w:lang w:eastAsia="ru-RU"/>
+        </w:rPr>
+      </w:pPr>
+      <w:r>
+        <w:rPr>
+          <w:rFonts w:ascii="Times New Roman" w:eastAsia="Times New Roman" w:hAnsi="Times New Roman" w:cs="Times New Roman"/>
+          <w:sz w:val="28"/>
+          <w:szCs w:val="28"/>
+          <w:highlight w:val="yellow"/>
           <w:lang w:eastAsia="ru-RU"/>
         </w:rPr>
         <w:tab/>
@@ -1459,6 +1784,7 @@
           <w:rFonts w:ascii="Times New Roman" w:eastAsia="Times New Roman" w:hAnsi="Times New Roman" w:cs="Times New Roman"/>
           <w:sz w:val="28"/>
           <w:szCs w:val="28"/>
+          <w:highlight w:val="yellow"/>
           <w:lang w:eastAsia="ru-RU"/>
         </w:rPr>
       </w:pPr>
@@ -1471,14 +1797,16 @@
           <w:rFonts w:ascii="Times New Roman" w:eastAsia="Times New Roman" w:hAnsi="Times New Roman" w:cs="Times New Roman"/>
           <w:sz w:val="28"/>
           <w:szCs w:val="28"/>
-          <w:lang w:eastAsia="ru-RU"/>
-        </w:rPr>
-      </w:pPr>
-      <w:r>
-        <w:rPr>
-          <w:rFonts w:ascii="Times New Roman" w:eastAsia="Times New Roman" w:hAnsi="Times New Roman" w:cs="Times New Roman"/>
-          <w:sz w:val="28"/>
-          <w:szCs w:val="28"/>
+          <w:highlight w:val="yellow"/>
+          <w:lang w:eastAsia="ru-RU"/>
+        </w:rPr>
+      </w:pPr>
+      <w:r>
+        <w:rPr>
+          <w:rFonts w:ascii="Times New Roman" w:eastAsia="Times New Roman" w:hAnsi="Times New Roman" w:cs="Times New Roman"/>
+          <w:sz w:val="28"/>
+          <w:szCs w:val="28"/>
+          <w:highlight w:val="yellow"/>
           <w:lang w:eastAsia="ru-RU"/>
         </w:rPr>
         <w:t>5.</w:t>
@@ -1488,6 +1816,7 @@
           <w:rFonts w:ascii="Times New Roman" w:eastAsia="Times New Roman" w:hAnsi="Times New Roman" w:cs="Times New Roman"/>
           <w:sz w:val="28"/>
           <w:szCs w:val="28"/>
+          <w:highlight w:val="yellow"/>
           <w:lang w:eastAsia="ru-RU"/>
         </w:rPr>
         <w:t>Маркетологи:</w:t>
@@ -1501,14 +1830,16 @@
           <w:rFonts w:ascii="Times New Roman" w:eastAsia="Times New Roman" w:hAnsi="Times New Roman" w:cs="Times New Roman"/>
           <w:sz w:val="28"/>
           <w:szCs w:val="28"/>
-          <w:lang w:eastAsia="ru-RU"/>
-        </w:rPr>
-      </w:pPr>
-      <w:r>
-        <w:rPr>
-          <w:rFonts w:ascii="Times New Roman" w:eastAsia="Times New Roman" w:hAnsi="Times New Roman" w:cs="Times New Roman"/>
-          <w:sz w:val="28"/>
-          <w:szCs w:val="28"/>
+          <w:highlight w:val="yellow"/>
+          <w:lang w:eastAsia="ru-RU"/>
+        </w:rPr>
+      </w:pPr>
+      <w:r>
+        <w:rPr>
+          <w:rFonts w:ascii="Times New Roman" w:eastAsia="Times New Roman" w:hAnsi="Times New Roman" w:cs="Times New Roman"/>
+          <w:sz w:val="28"/>
+          <w:szCs w:val="28"/>
+          <w:highlight w:val="yellow"/>
           <w:lang w:eastAsia="ru-RU"/>
         </w:rPr>
         <w:t>- Как маркетолог, я хочу видеть сроки готовности функционала, чтобы планировать кампании</w:t>
@@ -1522,14 +1853,16 @@
           <w:rFonts w:ascii="Times New Roman" w:eastAsia="Times New Roman" w:hAnsi="Times New Roman" w:cs="Times New Roman"/>
           <w:sz w:val="28"/>
           <w:szCs w:val="28"/>
-          <w:lang w:eastAsia="ru-RU"/>
-        </w:rPr>
-      </w:pPr>
-      <w:r>
-        <w:rPr>
-          <w:rFonts w:ascii="Times New Roman" w:eastAsia="Times New Roman" w:hAnsi="Times New Roman" w:cs="Times New Roman"/>
-          <w:sz w:val="28"/>
-          <w:szCs w:val="28"/>
+          <w:highlight w:val="yellow"/>
+          <w:lang w:eastAsia="ru-RU"/>
+        </w:rPr>
+      </w:pPr>
+      <w:r>
+        <w:rPr>
+          <w:rFonts w:ascii="Times New Roman" w:eastAsia="Times New Roman" w:hAnsi="Times New Roman" w:cs="Times New Roman"/>
+          <w:sz w:val="28"/>
+          <w:szCs w:val="28"/>
+          <w:highlight w:val="yellow"/>
           <w:lang w:eastAsia="ru-RU"/>
         </w:rPr>
         <w:t xml:space="preserve">- Как маркетолог, я хочу получать информацию о ключевых изменениях в продукте, чтобы подготовить </w:t>
@@ -1539,6 +1872,7 @@
           <w:rFonts w:ascii="Times New Roman" w:eastAsia="Times New Roman" w:hAnsi="Times New Roman" w:cs="Times New Roman"/>
           <w:sz w:val="28"/>
           <w:szCs w:val="28"/>
+          <w:highlight w:val="yellow"/>
           <w:lang w:eastAsia="ru-RU"/>
         </w:rPr>
         <w:t>пресс-релизы</w:t>
@@ -1560,6 +1894,7 @@
           <w:rFonts w:ascii="Times New Roman" w:eastAsia="Times New Roman" w:hAnsi="Times New Roman" w:cs="Times New Roman"/>
           <w:sz w:val="28"/>
           <w:szCs w:val="28"/>
+          <w:highlight w:val="yellow"/>
           <w:lang w:eastAsia="ru-RU"/>
         </w:rPr>
         <w:t>- Как маркетолог, я хочу иметь доступ к техническим спецификациям для правильного позиционирования продукта</w:t>
@@ -1778,14 +2113,25 @@
         </w:rPr>
         <w:t xml:space="preserve">Функциональность для </w:t>
       </w:r>
-      <w:r>
-        <w:rPr>
-          <w:rFonts w:ascii="Times New Roman" w:eastAsia="Times New Roman" w:hAnsi="Times New Roman" w:cs="Times New Roman"/>
-          <w:sz w:val="28"/>
-          <w:szCs w:val="28"/>
-          <w:lang w:eastAsia="ru-RU"/>
-        </w:rPr>
-        <w:t>тим-лидов:</w:t>
+      <w:proofErr w:type="spellStart"/>
+      <w:r>
+        <w:rPr>
+          <w:rFonts w:ascii="Times New Roman" w:eastAsia="Times New Roman" w:hAnsi="Times New Roman" w:cs="Times New Roman"/>
+          <w:sz w:val="28"/>
+          <w:szCs w:val="28"/>
+          <w:lang w:eastAsia="ru-RU"/>
+        </w:rPr>
+        <w:t>тим-лидов</w:t>
+      </w:r>
+      <w:proofErr w:type="spellEnd"/>
+      <w:r>
+        <w:rPr>
+          <w:rFonts w:ascii="Times New Roman" w:eastAsia="Times New Roman" w:hAnsi="Times New Roman" w:cs="Times New Roman"/>
+          <w:sz w:val="28"/>
+          <w:szCs w:val="28"/>
+          <w:lang w:eastAsia="ru-RU"/>
+        </w:rPr>
+        <w:t>:</w:t>
       </w:r>
     </w:p>
     <w:p>
@@ -1829,7 +2175,47 @@
           <w:szCs w:val="28"/>
           <w:lang w:eastAsia="ru-RU"/>
         </w:rPr>
-        <w:t>Доска задач команды разработчиков ,которой руководит тим-лид с возможностью прикрепления, открепления и изменения задач и сроков</w:t>
+        <w:t xml:space="preserve">Доска задач команды </w:t>
+      </w:r>
+      <w:proofErr w:type="gramStart"/>
+      <w:r>
+        <w:rPr>
+          <w:rFonts w:ascii="Times New Roman" w:eastAsia="Times New Roman" w:hAnsi="Times New Roman" w:cs="Times New Roman"/>
+          <w:sz w:val="28"/>
+          <w:szCs w:val="28"/>
+          <w:lang w:eastAsia="ru-RU"/>
+        </w:rPr>
+        <w:t>разработчиков ,которой</w:t>
+      </w:r>
+      <w:proofErr w:type="gramEnd"/>
+      <w:r>
+        <w:rPr>
+          <w:rFonts w:ascii="Times New Roman" w:eastAsia="Times New Roman" w:hAnsi="Times New Roman" w:cs="Times New Roman"/>
+          <w:sz w:val="28"/>
+          <w:szCs w:val="28"/>
+          <w:lang w:eastAsia="ru-RU"/>
+        </w:rPr>
+        <w:t xml:space="preserve"> руководит </w:t>
+      </w:r>
+      <w:proofErr w:type="spellStart"/>
+      <w:r>
+        <w:rPr>
+          <w:rFonts w:ascii="Times New Roman" w:eastAsia="Times New Roman" w:hAnsi="Times New Roman" w:cs="Times New Roman"/>
+          <w:sz w:val="28"/>
+          <w:szCs w:val="28"/>
+          <w:lang w:eastAsia="ru-RU"/>
+        </w:rPr>
+        <w:t>тим-лид</w:t>
+      </w:r>
+      <w:proofErr w:type="spellEnd"/>
+      <w:r>
+        <w:rPr>
+          <w:rFonts w:ascii="Times New Roman" w:eastAsia="Times New Roman" w:hAnsi="Times New Roman" w:cs="Times New Roman"/>
+          <w:sz w:val="28"/>
+          <w:szCs w:val="28"/>
+          <w:lang w:eastAsia="ru-RU"/>
+        </w:rPr>
+        <w:t xml:space="preserve"> с возможностью прикрепления, открепления и изменения задач и сроков</w:t>
       </w:r>
     </w:p>
     <w:p>
@@ -2428,7 +2814,27 @@
           <w:szCs w:val="28"/>
           <w:lang w:eastAsia="ru-RU"/>
         </w:rPr>
-        <w:t>Доступ к информации о ходе разработки , техническим спецификациям для планирования маркетинговых кампаний</w:t>
+        <w:t xml:space="preserve">Доступ к информации о ходе </w:t>
+      </w:r>
+      <w:proofErr w:type="gramStart"/>
+      <w:r>
+        <w:rPr>
+          <w:rFonts w:ascii="Times New Roman" w:eastAsia="Times New Roman" w:hAnsi="Times New Roman" w:cs="Times New Roman"/>
+          <w:sz w:val="28"/>
+          <w:szCs w:val="28"/>
+          <w:lang w:eastAsia="ru-RU"/>
+        </w:rPr>
+        <w:t>разработки ,</w:t>
+      </w:r>
+      <w:proofErr w:type="gramEnd"/>
+      <w:r>
+        <w:rPr>
+          <w:rFonts w:ascii="Times New Roman" w:eastAsia="Times New Roman" w:hAnsi="Times New Roman" w:cs="Times New Roman"/>
+          <w:sz w:val="28"/>
+          <w:szCs w:val="28"/>
+          <w:lang w:eastAsia="ru-RU"/>
+        </w:rPr>
+        <w:t xml:space="preserve"> техническим спецификациям для планирования маркетинговых кампаний</w:t>
       </w:r>
     </w:p>
     <w:p>
@@ -2533,8 +2939,21 @@
           <w:szCs w:val="28"/>
           <w:lang w:val="en-US" w:eastAsia="ru-RU"/>
         </w:rPr>
-        <w:t>- YouGile</w:t>
-      </w:r>
+        <w:t xml:space="preserve">- </w:t>
+      </w:r>
+      <w:proofErr w:type="spellStart"/>
+      <w:r>
+        <w:rPr>
+          <w:rFonts w:ascii="Times New Roman" w:eastAsia="Times New Roman" w:hAnsi="Times New Roman" w:cs="Times New Roman"/>
+          <w:b/>
+          <w:bCs/>
+          <w:sz w:val="28"/>
+          <w:szCs w:val="28"/>
+          <w:lang w:val="en-US" w:eastAsia="ru-RU"/>
+        </w:rPr>
+        <w:t>YouGile</w:t>
+      </w:r>
+      <w:proofErr w:type="spellEnd"/>
     </w:p>
     <w:p>
       <w:pPr>
@@ -2645,8 +3064,29 @@
           <w:szCs w:val="28"/>
           <w:lang w:eastAsia="ru-RU"/>
         </w:rPr>
-        <w:t>Рисунок 1  - Система «</w:t>
-      </w:r>
+        <w:t xml:space="preserve">Рисунок </w:t>
+      </w:r>
+      <w:proofErr w:type="gramStart"/>
+      <w:r>
+        <w:rPr>
+          <w:rFonts w:ascii="Times New Roman" w:eastAsia="Times New Roman" w:hAnsi="Times New Roman" w:cs="Times New Roman"/>
+          <w:sz w:val="28"/>
+          <w:szCs w:val="28"/>
+          <w:lang w:eastAsia="ru-RU"/>
+        </w:rPr>
+        <w:t>1  -</w:t>
+      </w:r>
+      <w:proofErr w:type="gramEnd"/>
+      <w:r>
+        <w:rPr>
+          <w:rFonts w:ascii="Times New Roman" w:eastAsia="Times New Roman" w:hAnsi="Times New Roman" w:cs="Times New Roman"/>
+          <w:sz w:val="28"/>
+          <w:szCs w:val="28"/>
+          <w:lang w:eastAsia="ru-RU"/>
+        </w:rPr>
+        <w:t xml:space="preserve"> Система «</w:t>
+      </w:r>
+      <w:proofErr w:type="spellStart"/>
       <w:r>
         <w:rPr>
           <w:rFonts w:ascii="Times New Roman" w:eastAsia="Times New Roman" w:hAnsi="Times New Roman" w:cs="Times New Roman"/>
@@ -2656,6 +3096,7 @@
         </w:rPr>
         <w:t>YouGile</w:t>
       </w:r>
+      <w:proofErr w:type="spellEnd"/>
       <w:r>
         <w:rPr>
           <w:rFonts w:ascii="Times New Roman" w:eastAsia="Times New Roman" w:hAnsi="Times New Roman" w:cs="Times New Roman"/>
@@ -2741,8 +3182,19 @@
           <w:szCs w:val="28"/>
           <w:lang w:eastAsia="ru-RU"/>
         </w:rPr>
-        <w:t>- Интеграции с различными сторонними сервисами(</w:t>
-      </w:r>
+        <w:t xml:space="preserve">- Интеграции с различными сторонними </w:t>
+      </w:r>
+      <w:proofErr w:type="gramStart"/>
+      <w:r>
+        <w:rPr>
+          <w:rFonts w:ascii="Times New Roman" w:eastAsia="Times New Roman" w:hAnsi="Times New Roman" w:cs="Times New Roman"/>
+          <w:sz w:val="28"/>
+          <w:szCs w:val="28"/>
+          <w:lang w:eastAsia="ru-RU"/>
+        </w:rPr>
+        <w:t>сервисами(</w:t>
+      </w:r>
+      <w:proofErr w:type="gramEnd"/>
       <w:r>
         <w:rPr>
           <w:rFonts w:ascii="Times New Roman" w:eastAsia="Times New Roman" w:hAnsi="Times New Roman" w:cs="Times New Roman"/>
@@ -2864,8 +3316,19 @@
           <w:szCs w:val="28"/>
           <w:lang w:eastAsia="ru-RU"/>
         </w:rPr>
-        <w:t>- Таск-трекеры</w:t>
-      </w:r>
+        <w:t>- Таск-</w:t>
+      </w:r>
+      <w:proofErr w:type="spellStart"/>
+      <w:r>
+        <w:rPr>
+          <w:rFonts w:ascii="Times New Roman" w:eastAsia="Times New Roman" w:hAnsi="Times New Roman" w:cs="Times New Roman"/>
+          <w:sz w:val="28"/>
+          <w:szCs w:val="28"/>
+          <w:lang w:eastAsia="ru-RU"/>
+        </w:rPr>
+        <w:t>трекеры</w:t>
+      </w:r>
+      <w:proofErr w:type="spellEnd"/>
     </w:p>
     <w:p>
       <w:pPr>
@@ -3411,6 +3874,7 @@
           <w:lang w:eastAsia="ru-RU"/>
         </w:rPr>
       </w:pPr>
+      <w:proofErr w:type="spellStart"/>
       <w:r>
         <w:rPr>
           <w:rFonts w:ascii="Times New Roman" w:eastAsia="Times New Roman" w:hAnsi="Times New Roman" w:cs="Times New Roman"/>
@@ -3420,6 +3884,7 @@
         </w:rPr>
         <w:t>YouGile</w:t>
       </w:r>
+      <w:proofErr w:type="spellEnd"/>
       <w:r>
         <w:rPr>
           <w:rFonts w:ascii="Times New Roman" w:eastAsia="Times New Roman" w:hAnsi="Times New Roman" w:cs="Times New Roman"/>
@@ -3454,6 +3919,7 @@
           <w:lang w:eastAsia="ru-RU"/>
         </w:rPr>
       </w:pPr>
+      <w:proofErr w:type="spellStart"/>
       <w:r>
         <w:rPr>
           <w:rFonts w:ascii="Times New Roman" w:eastAsia="Times New Roman" w:hAnsi="Times New Roman" w:cs="Times New Roman"/>
@@ -3463,6 +3929,7 @@
         </w:rPr>
         <w:t>YouGile</w:t>
       </w:r>
+      <w:proofErr w:type="spellEnd"/>
       <w:r>
         <w:rPr>
           <w:rFonts w:ascii="Times New Roman" w:eastAsia="Times New Roman" w:hAnsi="Times New Roman" w:cs="Times New Roman"/>
@@ -3479,7 +3946,27 @@
           <w:szCs w:val="28"/>
           <w:lang w:eastAsia="ru-RU"/>
         </w:rPr>
-        <w:t xml:space="preserve">имеет более широкий функционал касаемо предметной области(управление проектами) и предоставляет больше </w:t>
+        <w:t xml:space="preserve">имеет более широкий функционал касаемо предметной </w:t>
+      </w:r>
+      <w:proofErr w:type="gramStart"/>
+      <w:r>
+        <w:rPr>
+          <w:rFonts w:ascii="Times New Roman" w:eastAsia="Times New Roman" w:hAnsi="Times New Roman" w:cs="Times New Roman"/>
+          <w:sz w:val="28"/>
+          <w:szCs w:val="28"/>
+          <w:lang w:eastAsia="ru-RU"/>
+        </w:rPr>
+        <w:t>области(</w:t>
+      </w:r>
+      <w:proofErr w:type="gramEnd"/>
+      <w:r>
+        <w:rPr>
+          <w:rFonts w:ascii="Times New Roman" w:eastAsia="Times New Roman" w:hAnsi="Times New Roman" w:cs="Times New Roman"/>
+          <w:sz w:val="28"/>
+          <w:szCs w:val="28"/>
+          <w:lang w:eastAsia="ru-RU"/>
+        </w:rPr>
+        <w:t xml:space="preserve">управление проектами) и предоставляет больше </w:t>
       </w:r>
       <w:r>
         <w:rPr>
@@ -3489,7 +3976,27 @@
           <w:lang w:eastAsia="ru-RU"/>
         </w:rPr>
         <w:lastRenderedPageBreak/>
-        <w:t>возможностей для коммуникации, отслеживания задач, оптимизации процессов отчётности и тд.</w:t>
+        <w:t xml:space="preserve">возможностей для коммуникации, отслеживания задач, оптимизации процессов отчётности и </w:t>
+      </w:r>
+      <w:proofErr w:type="spellStart"/>
+      <w:r>
+        <w:rPr>
+          <w:rFonts w:ascii="Times New Roman" w:eastAsia="Times New Roman" w:hAnsi="Times New Roman" w:cs="Times New Roman"/>
+          <w:sz w:val="28"/>
+          <w:szCs w:val="28"/>
+          <w:lang w:eastAsia="ru-RU"/>
+        </w:rPr>
+        <w:t>тд</w:t>
+      </w:r>
+      <w:proofErr w:type="spellEnd"/>
+      <w:r>
+        <w:rPr>
+          <w:rFonts w:ascii="Times New Roman" w:eastAsia="Times New Roman" w:hAnsi="Times New Roman" w:cs="Times New Roman"/>
+          <w:sz w:val="28"/>
+          <w:szCs w:val="28"/>
+          <w:lang w:eastAsia="ru-RU"/>
+        </w:rPr>
+        <w:t>.</w:t>
       </w:r>
     </w:p>
     <w:p>
@@ -3516,6 +4023,7 @@
         </w:rPr>
         <w:t xml:space="preserve">В отличии от </w:t>
       </w:r>
+      <w:proofErr w:type="spellStart"/>
       <w:r>
         <w:rPr>
           <w:rFonts w:ascii="Times New Roman" w:eastAsia="Times New Roman" w:hAnsi="Times New Roman" w:cs="Times New Roman"/>
@@ -3525,6 +4033,7 @@
         </w:rPr>
         <w:t>YouGile</w:t>
       </w:r>
+      <w:proofErr w:type="spellEnd"/>
       <w:r>
         <w:rPr>
           <w:rFonts w:ascii="Times New Roman" w:eastAsia="Times New Roman" w:hAnsi="Times New Roman" w:cs="Times New Roman"/>
@@ -3543,6 +4052,7 @@
         </w:rPr>
         <w:t xml:space="preserve">Битрикс24 больше подойдёт для сравнительно небольших команд, тогда как </w:t>
       </w:r>
+      <w:proofErr w:type="spellStart"/>
       <w:r>
         <w:rPr>
           <w:rFonts w:ascii="Times New Roman" w:eastAsia="Times New Roman" w:hAnsi="Times New Roman" w:cs="Times New Roman"/>
@@ -3552,6 +4062,7 @@
         </w:rPr>
         <w:t>YouGile</w:t>
       </w:r>
+      <w:proofErr w:type="spellEnd"/>
       <w:r>
         <w:rPr>
           <w:rFonts w:ascii="Times New Roman" w:eastAsia="Times New Roman" w:hAnsi="Times New Roman" w:cs="Times New Roman"/>
@@ -4650,6 +5161,7 @@
       <w:r>
         <w:rPr>
           <w:rFonts w:ascii="Times New Roman" w:eastAsia="Times New Roman" w:hAnsi="Times New Roman" w:cs="Times New Roman"/>
+          <w:noProof/>
           <w:sz w:val="28"/>
           <w:szCs w:val="28"/>
           <w:lang w:eastAsia="ru-RU"/>
